--- a/paper/Source_Table.docx
+++ b/paper/Source_Table.docx
@@ -121,7 +121,7 @@
           <w:sz w:val="20"/>
           <w:szCs w:val="20"/>
         </w:rPr>
-        <w:t xml:space="preserve">How strong each check is: most were checked on the publisher, proceedings or arXiv page. Four rest on a secondary record (refs 12, S4, N4, and the journal details of 24). Those are marked "via citing record" or similar in the Status column, and their missing DOIs are listed below.</w:t>
+        <w:t xml:space="preserve">How strong each check is: every reference was checked on its publisher, proceedings or arXiv page, with two small exceptions: the page numbers of ref 12 come from a citing survey, and AIOS's COLM 2025 acceptance (N4) comes from the project's own page.</w:t>
       </w:r>
     </w:p>
     <w:p>
@@ -289,25 +289,7 @@
           <w:sz w:val="20"/>
           <w:szCs w:val="20"/>
         </w:rPr>
-        <w:t xml:space="preserve">DOIs to add before submission, if time allows: ref 12 (Springer), ref 24 (Springer, AI and Law), S4 (IJCAI). The same "Cite This" trick as ref 5 works for all three.</w:t>
-      </w:r>
-    </w:p>
-    <w:p>
-      <w:pPr>
-        <w:pStyle w:val="ListParagraph"/>
-        <w:numPr>
-          <w:ilvl w:val="0"/>
-          <w:numId w:val="2"/>
-        </w:numPr>
-        <w:spacing w:after="60"/>
-      </w:pPr>
-      <w:r>
-        <w:rPr>
-          <w:rFonts w:ascii="Arial" w:cs="Arial" w:eastAsia="Arial" w:hAnsi="Arial"/>
-          <w:sz w:val="20"/>
-          <w:szCs w:val="20"/>
-        </w:rPr>
-        <w:t xml:space="preserve">O3 can only be cited if someone sends its citation and PDF.</w:t>
+        <w:t xml:space="preserve">Nothing blocks the paper. O3 can only be cited if someone sends its citation and PDF.</w:t>
       </w:r>
     </w:p>
     <w:p>
@@ -2583,7 +2565,7 @@
                 <w:sz w:val="16"/>
                 <w:szCs w:val="16"/>
               </w:rPr>
-              <w:t xml:space="preserve">arXiv:2405.07437</w:t>
+              <w:t xml:space="preserve">doi:10.1007/978-981-96-1024-2_8</w:t>
             </w:r>
           </w:p>
         </w:tc>
@@ -2612,7 +2594,7 @@
                 <w:sz w:val="16"/>
                 <w:szCs w:val="16"/>
               </w:rPr>
-              <w:t xml:space="preserve">arXiv page for authors; venue and pages from a citing survey. Volume and DOI still to add.</w:t>
+              <w:t xml:space="preserve">arXiv page for authors and the related DOI of the published chapter (seen by the team); pages from a citing survey</w:t>
             </w:r>
           </w:p>
         </w:tc>
@@ -2641,7 +2623,7 @@
                 <w:sz w:val="16"/>
                 <w:szCs w:val="16"/>
               </w:rPr>
-              <w:t xml:space="preserve">Verified via citing record</w:t>
+              <w:t xml:space="preserve">Verified, published version found</w:t>
             </w:r>
           </w:p>
         </w:tc>
@@ -4731,7 +4713,7 @@
                 <w:sz w:val="16"/>
                 <w:szCs w:val="16"/>
               </w:rPr>
-              <w:t xml:space="preserve">NSF record par.nsf.gov/biblio/10649839</w:t>
+              <w:t xml:space="preserve">doi:10.1007/s10506-025-09465-7</w:t>
             </w:r>
           </w:p>
         </w:tc>
@@ -4760,7 +4742,7 @@
                 <w:sz w:val="16"/>
                 <w:szCs w:val="16"/>
               </w:rPr>
-              <w:t xml:space="preserve">University record (authors, journal, online 8 July 2025) and NSF abstract. Volume, pages and DOI still to add.</w:t>
+              <w:t xml:space="preserve">Springer article page (Cite This, seen by the team): published online 8 July 2025, no volume or pages yet. NSF abstract read for the figures.</w:t>
             </w:r>
           </w:p>
         </w:tc>
@@ -4789,7 +4771,7 @@
                 <w:sz w:val="16"/>
                 <w:szCs w:val="16"/>
               </w:rPr>
-              <w:t xml:space="preserve">Verified, authors found</w:t>
+              <w:t xml:space="preserve">Verified</w:t>
             </w:r>
           </w:p>
         </w:tc>
@@ -6531,7 +6513,7 @@
                 <w:sz w:val="16"/>
                 <w:szCs w:val="16"/>
               </w:rPr>
-              <w:t xml:space="preserve">Guo, T., Chen, X., Wang, Y., Chang, R., Pei, S., Chawla, N.V., Wiest, O., Zhang, X.: Large language model based multi-agents: A survey of progress and challenges. In: Proceedings of IJCAI 2024 (2024)</w:t>
+              <w:t xml:space="preserve">Guo, T., Chen, X., Wang, Y., Chang, R., Pei, S., Chawla, N.V., Wiest, O., Zhang, X.: Large language model based multi-agents: A survey of progress and challenges. In: Proceedings of the Thirty-Third International Joint Conference on Artificial Intelligence (IJCAI-24), pp. 8048-8057 (2024)</w:t>
             </w:r>
           </w:p>
         </w:tc>
@@ -6560,7 +6542,7 @@
                 <w:sz w:val="16"/>
                 <w:szCs w:val="16"/>
               </w:rPr>
-              <w:t xml:space="preserve">arXiv:2402.01680</w:t>
+              <w:t xml:space="preserve">doi:10.24963/ijcai.2024/890</w:t>
             </w:r>
           </w:p>
         </w:tc>
@@ -6589,7 +6571,7 @@
                 <w:sz w:val="16"/>
                 <w:szCs w:val="16"/>
               </w:rPr>
-              <w:t xml:space="preserve">IJCAI 2024 listing with author list. Pages and DOI still to add.</w:t>
+              <w:t xml:space="preserve">IJCAI 2024 proceedings page and its BibTeX record</w:t>
             </w:r>
           </w:p>
         </w:tc>
@@ -6618,7 +6600,7 @@
                 <w:sz w:val="16"/>
                 <w:szCs w:val="16"/>
               </w:rPr>
-              <w:t xml:space="preserve">Verified via citing record</w:t>
+              <w:t xml:space="preserve">Verified</w:t>
             </w:r>
           </w:p>
         </w:tc>
